--- a/update.docx
+++ b/update.docx
@@ -369,17 +369,31 @@
           <w:lang w:val="ru-RU"/>
         </w:rPr>
       </w:pPr>
-      <w:r>
-        <w:rPr>
-          <w:rFonts w:ascii="Segoe UI Emoji" w:hAnsi="Segoe UI Emoji" w:cs="Segoe UI Emoji"/>
-        </w:rPr>
-        <w:t>💡</w:t>
-      </w:r>
-      <w:r>
-        <w:rPr>
-          <w:lang w:val="ru-RU"/>
-        </w:rPr>
-        <w:t xml:space="preserve"> Что делает каждая команда:</w:t>
+    </w:p>
+    <w:p>
+      <w:pPr>
+        <w:rPr>
+          <w:lang w:val="ru-RU"/>
+        </w:rPr>
+      </w:pPr>
+      <w:r>
+        <w:rPr>
+          <w:lang w:val="ru-RU"/>
+        </w:rPr>
+        <w:t>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</w:t>
+      </w:r>
+    </w:p>
+    <w:p>
+      <w:pPr>
+        <w:rPr>
+          <w:lang w:val="ru-RU"/>
+        </w:rPr>
+      </w:pPr>
+      <w:r>
+        <w:rPr>
+          <w:lang w:val="ru-RU"/>
+        </w:rPr>
+        <w:t>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</w:t>
       </w:r>
     </w:p>
     <w:sectPr>

--- a/update.docx
+++ b/update.docx
@@ -160,11 +160,9 @@
           <w:lang w:val="ru-RU"/>
         </w:rPr>
       </w:pPr>
-      <w:proofErr w:type="spellStart"/>
       <w:r>
         <w:t>size</w:t>
       </w:r>
-      <w:proofErr w:type="spellEnd"/>
       <w:r>
         <w:rPr>
           <w:lang w:val="ru-RU"/>
@@ -225,11 +223,9 @@
         </w:rPr>
         <w:t xml:space="preserve"> </w:t>
       </w:r>
-      <w:proofErr w:type="spellStart"/>
       <w:r>
         <w:t>Bash</w:t>
       </w:r>
-      <w:proofErr w:type="spellEnd"/>
       <w:r>
         <w:rPr>
           <w:lang w:val="ru-RU"/>
@@ -250,136 +246,88 @@
           <w:lang w:val="ru-RU"/>
         </w:rPr>
       </w:pPr>
-      <w:proofErr w:type="spellStart"/>
       <w:r>
         <w:t>bash</w:t>
       </w:r>
-      <w:proofErr w:type="spellEnd"/>
-    </w:p>
-    <w:p>
-      <w:pPr>
-        <w:rPr>
-          <w:lang w:val="ru-RU"/>
-        </w:rPr>
-      </w:pPr>
-      <w:r>
-        <w:t>cd</w:t>
-      </w:r>
-      <w:r>
-        <w:rPr>
-          <w:lang w:val="ru-RU"/>
-        </w:rPr>
+    </w:p>
+    <w:p>
+      <w:r>
+        <w:rPr>
+          <w:lang w:val="ru-RU"/>
+        </w:rPr>
+        <w:t>~/</w:t>
+      </w:r>
+      <w:r>
+        <w:t>Desktop</w:t>
+      </w:r>
+      <w:r>
+        <w:rPr>
+          <w:lang w:val="ru-RU"/>
+        </w:rPr>
+        <w:t>/</w:t>
+      </w:r>
+      <w:r>
+        <w:t>size</w:t>
+      </w:r>
+      <w:r>
+        <w:rPr>
+          <w:lang w:val="ru-RU"/>
+        </w:rPr>
+        <w:t>-</w:t>
+      </w:r>
+      <w:r>
+        <w:t>converter</w:t>
+      </w:r>
+    </w:p>
+    <w:p>
+      <w:pPr>
+        <w:rPr>
+          <w:lang w:val="ru-RU"/>
+        </w:rPr>
+      </w:pPr>
+      <w:r>
+        <w:rPr>
+          <w:lang w:val="ru-RU"/>
+        </w:rPr>
+        <w:t>Потом выполняешь:</w:t>
+      </w:r>
+    </w:p>
+    <w:p>
+      <w:pPr>
+        <w:rPr>
+          <w:lang w:val="ru-RU"/>
+        </w:rPr>
+      </w:pPr>
+    </w:p>
+    <w:p>
+      <w:r>
+        <w:t>bash</w:t>
+      </w:r>
+    </w:p>
+    <w:p>
+      <w:r>
+        <w:t>git add .</w:t>
+      </w:r>
+    </w:p>
+    <w:p>
+      <w:r>
+        <w:t>git commit -m "Update website"</w:t>
+      </w:r>
+    </w:p>
+    <w:p>
+      <w:r>
+        <w:t>git</w:t>
+      </w:r>
+      <w:r>
         <w:t xml:space="preserve"> </w:t>
       </w:r>
-      <w:proofErr w:type="spellStart"/>
-      <w:r>
-        <w:t>size</w:t>
-      </w:r>
-      <w:proofErr w:type="spellEnd"/>
-      <w:r>
-        <w:rPr>
-          <w:lang w:val="ru-RU"/>
-        </w:rPr>
-        <w:t>-</w:t>
-      </w:r>
-      <w:r>
-        <w:t>converter</w:t>
-      </w:r>
-    </w:p>
-    <w:p>
-      <w:pPr>
-        <w:rPr>
-          <w:lang w:val="ru-RU"/>
-        </w:rPr>
-      </w:pPr>
-      <w:r>
-        <w:rPr>
-          <w:lang w:val="ru-RU"/>
-        </w:rPr>
-        <w:t>Потом выполняешь:</w:t>
-      </w:r>
-    </w:p>
-    <w:p>
-      <w:pPr>
-        <w:rPr>
-          <w:lang w:val="ru-RU"/>
-        </w:rPr>
-      </w:pPr>
-    </w:p>
-    <w:p>
-      <w:pPr>
-        <w:rPr>
-          <w:lang w:val="ru-RU"/>
-        </w:rPr>
-      </w:pPr>
-      <w:proofErr w:type="spellStart"/>
-      <w:r>
-        <w:t>bash</w:t>
-      </w:r>
-      <w:proofErr w:type="spellEnd"/>
-    </w:p>
-    <w:p>
-      <w:r>
-        <w:t xml:space="preserve">git </w:t>
-      </w:r>
-      <w:proofErr w:type="spellStart"/>
-      <w:r>
-        <w:t>add</w:t>
-      </w:r>
-      <w:proofErr w:type="spellEnd"/>
-      <w:r>
-        <w:t xml:space="preserve"> .</w:t>
-      </w:r>
-    </w:p>
-    <w:p>
-      <w:r>
-        <w:t xml:space="preserve">git </w:t>
-      </w:r>
-      <w:proofErr w:type="spellStart"/>
-      <w:r>
-        <w:t>commit</w:t>
-      </w:r>
-      <w:proofErr w:type="spellEnd"/>
-      <w:r>
-        <w:t xml:space="preserve"> -m "Update website"</w:t>
-      </w:r>
-    </w:p>
-    <w:p>
-      <w:pPr>
-        <w:rPr>
-          <w:lang w:val="ru-RU"/>
-        </w:rPr>
-      </w:pPr>
-      <w:r>
-        <w:t>git</w:t>
-      </w:r>
-      <w:r>
-        <w:rPr>
-          <w:lang w:val="ru-RU"/>
-        </w:rPr>
-        <w:t xml:space="preserve"> </w:t>
-      </w:r>
       <w:r>
         <w:t>push</w:t>
       </w:r>
     </w:p>
-    <w:p>
-      <w:pPr>
-        <w:rPr>
-          <w:lang w:val="ru-RU"/>
-        </w:rPr>
-      </w:pPr>
-    </w:p>
-    <w:p>
-      <w:pPr>
-        <w:rPr>
-          <w:lang w:val="ru-RU"/>
-        </w:rPr>
-      </w:pPr>
-      <w:r>
-        <w:rPr>
-          <w:lang w:val="ru-RU"/>
-        </w:rPr>
+    <w:p/>
+    <w:p>
+      <w:r>
         <w:t>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</w:t>
       </w:r>
     </w:p>

--- a/update.docx
+++ b/update.docx
@@ -160,9 +160,11 @@
           <w:lang w:val="ru-RU"/>
         </w:rPr>
       </w:pPr>
+      <w:proofErr w:type="spellStart"/>
       <w:r>
         <w:t>size</w:t>
       </w:r>
+      <w:proofErr w:type="spellEnd"/>
       <w:r>
         <w:rPr>
           <w:lang w:val="ru-RU"/>
@@ -223,9 +225,11 @@
         </w:rPr>
         <w:t xml:space="preserve"> </w:t>
       </w:r>
+      <w:proofErr w:type="spellStart"/>
       <w:r>
         <w:t>Bash</w:t>
       </w:r>
+      <w:proofErr w:type="spellEnd"/>
       <w:r>
         <w:rPr>
           <w:lang w:val="ru-RU"/>
@@ -241,108 +245,316 @@
       </w:pPr>
     </w:p>
     <w:p>
-      <w:pPr>
-        <w:rPr>
-          <w:lang w:val="ru-RU"/>
-        </w:rPr>
-      </w:pPr>
+      <w:proofErr w:type="spellStart"/>
       <w:r>
         <w:t>bash</w:t>
       </w:r>
-    </w:p>
-    <w:p>
-      <w:r>
-        <w:rPr>
-          <w:lang w:val="ru-RU"/>
-        </w:rPr>
-        <w:t>~/</w:t>
+      <w:proofErr w:type="spellEnd"/>
+    </w:p>
+    <w:p>
+      <w:pPr>
+        <w:autoSpaceDE w:val="0"/>
+        <w:autoSpaceDN w:val="0"/>
+        <w:adjustRightInd w:val="0"/>
+        <w:spacing w:after="0" w:line="240" w:lineRule="auto"/>
+        <w:rPr>
+          <w:rFonts w:ascii="Lucida Console" w:hAnsi="Lucida Console" w:cs="Lucida Console"/>
+          <w:sz w:val="18"/>
+          <w:szCs w:val="18"/>
+        </w:rPr>
+      </w:pPr>
+      <w:r>
+        <w:rPr>
+          <w:rFonts w:ascii="Lucida Console" w:hAnsi="Lucida Console" w:cs="Lucida Console"/>
+          <w:sz w:val="18"/>
+          <w:szCs w:val="18"/>
+        </w:rPr>
+        <w:t>cd /c/Users/</w:t>
+      </w:r>
+      <w:proofErr w:type="spellStart"/>
+      <w:r>
+        <w:rPr>
+          <w:rFonts w:ascii="Lucida Console" w:hAnsi="Lucida Console" w:cs="Lucida Console"/>
+          <w:sz w:val="18"/>
+          <w:szCs w:val="18"/>
+        </w:rPr>
+        <w:t>stkin</w:t>
+      </w:r>
+      <w:proofErr w:type="spellEnd"/>
+      <w:r>
+        <w:rPr>
+          <w:rFonts w:ascii="Lucida Console" w:hAnsi="Lucida Console" w:cs="Lucida Console"/>
+          <w:sz w:val="18"/>
+          <w:szCs w:val="18"/>
+        </w:rPr>
+        <w:t>/Desktop/</w:t>
+      </w:r>
+      <w:proofErr w:type="spellStart"/>
+      <w:r>
+        <w:rPr>
+          <w:rFonts w:ascii="Lucida Console" w:hAnsi="Lucida Console" w:cs="Lucida Console"/>
+          <w:sz w:val="18"/>
+          <w:szCs w:val="18"/>
+        </w:rPr>
+        <w:t>size</w:t>
+      </w:r>
+      <w:proofErr w:type="spellEnd"/>
+      <w:r>
+        <w:rPr>
+          <w:rFonts w:ascii="Lucida Console" w:hAnsi="Lucida Console" w:cs="Lucida Console"/>
+          <w:sz w:val="18"/>
+          <w:szCs w:val="18"/>
+        </w:rPr>
+        <w:t>-converter</w:t>
+      </w:r>
+    </w:p>
+    <w:p>
+      <w:pPr>
+        <w:rPr>
+          <w:lang w:val="ru-RU"/>
+        </w:rPr>
+      </w:pPr>
+      <w:r>
+        <w:rPr>
+          <w:lang w:val="ru-RU"/>
+        </w:rPr>
+        <w:t>Потом выполняешь:</w:t>
+      </w:r>
+    </w:p>
+    <w:p>
+      <w:pPr>
+        <w:rPr>
+          <w:lang w:val="ru-RU"/>
+        </w:rPr>
+      </w:pPr>
+    </w:p>
+    <w:p>
+      <w:pPr>
+        <w:rPr>
+          <w:lang w:val="ru-RU"/>
+        </w:rPr>
+      </w:pPr>
+      <w:proofErr w:type="spellStart"/>
+      <w:r>
+        <w:t>bash</w:t>
+      </w:r>
+      <w:proofErr w:type="spellEnd"/>
+    </w:p>
+    <w:p>
+      <w:pPr>
+        <w:rPr>
+          <w:lang w:val="ru-RU"/>
+        </w:rPr>
+      </w:pPr>
+      <w:r>
+        <w:t>git</w:t>
+      </w:r>
+      <w:r>
+        <w:rPr>
+          <w:lang w:val="ru-RU"/>
+        </w:rPr>
+        <w:t xml:space="preserve"> </w:t>
+      </w:r>
+      <w:proofErr w:type="spellStart"/>
+      <w:r>
+        <w:t>add</w:t>
+      </w:r>
+      <w:proofErr w:type="spellEnd"/>
+      <w:r>
+        <w:rPr>
+          <w:lang w:val="ru-RU"/>
+        </w:rPr>
+        <w:t xml:space="preserve"> .</w:t>
+      </w:r>
+    </w:p>
+    <w:p>
+      <w:r>
+        <w:t xml:space="preserve">git </w:t>
+      </w:r>
+      <w:proofErr w:type="spellStart"/>
+      <w:r>
+        <w:t>commit</w:t>
+      </w:r>
+      <w:proofErr w:type="spellEnd"/>
+      <w:r>
+        <w:t xml:space="preserve"> -m "Update website"</w:t>
+      </w:r>
+    </w:p>
+    <w:p>
+      <w:r>
+        <w:t>git</w:t>
+      </w:r>
+      <w:r>
+        <w:t xml:space="preserve"> </w:t>
+      </w:r>
+      <w:r>
+        <w:t>push</w:t>
+      </w:r>
+    </w:p>
+    <w:p/>
+    <w:p/>
+    <w:p/>
+    <w:p/>
+    <w:p/>
+    <w:p/>
+    <w:p>
+      <w:r>
+        <w:rPr>
+          <w:lang w:val="ru-RU"/>
+        </w:rPr>
+        <w:lastRenderedPageBreak/>
+        <w:t>Зарядка</w:t>
+      </w:r>
+      <w:r>
+        <w:t xml:space="preserve"> </w:t>
+      </w:r>
+      <w:r>
+        <w:rPr>
+          <w:lang w:val="ru-RU"/>
+        </w:rPr>
+        <w:t>нового</w:t>
+      </w:r>
+      <w:r>
+        <w:t xml:space="preserve"> </w:t>
+      </w:r>
+      <w:r>
+        <w:rPr>
+          <w:lang w:val="ru-RU"/>
+        </w:rPr>
+        <w:t>сайта</w:t>
+      </w:r>
+    </w:p>
+    <w:p>
+      <w:r>
+        <w:t>cd</w:t>
+      </w:r>
+      <w:r>
+        <w:t xml:space="preserve"> ~/</w:t>
       </w:r>
       <w:r>
         <w:t>Desktop</w:t>
       </w:r>
       <w:r>
-        <w:rPr>
-          <w:lang w:val="ru-RU"/>
-        </w:rPr>
         <w:t>/</w:t>
       </w:r>
       <w:r>
-        <w:t>size</w:t>
-      </w:r>
-      <w:r>
-        <w:rPr>
-          <w:lang w:val="ru-RU"/>
-        </w:rPr>
-        <w:t>-</w:t>
-      </w:r>
-      <w:r>
-        <w:t>converter</w:t>
-      </w:r>
-    </w:p>
-    <w:p>
-      <w:pPr>
-        <w:rPr>
-          <w:lang w:val="ru-RU"/>
-        </w:rPr>
-      </w:pPr>
-      <w:r>
-        <w:rPr>
-          <w:lang w:val="ru-RU"/>
-        </w:rPr>
-        <w:t>Потом выполняешь:</w:t>
-      </w:r>
-    </w:p>
-    <w:p>
-      <w:pPr>
-        <w:rPr>
-          <w:lang w:val="ru-RU"/>
-        </w:rPr>
-      </w:pPr>
-    </w:p>
-    <w:p>
-      <w:r>
-        <w:t>bash</w:t>
-      </w:r>
-    </w:p>
-    <w:p>
-      <w:r>
-        <w:t>git add .</w:t>
-      </w:r>
-    </w:p>
-    <w:p>
-      <w:r>
-        <w:t>git commit -m "Update website"</w:t>
-      </w:r>
-    </w:p>
-    <w:p>
-      <w:r>
-        <w:t>git</w:t>
-      </w:r>
+        <w:t>QRRR</w:t>
+      </w:r>
+    </w:p>
+    <w:p>
+      <w:r>
+        <w:t xml:space="preserve">git </w:t>
+      </w:r>
+      <w:proofErr w:type="spellStart"/>
+      <w:r>
+        <w:t>init</w:t>
+      </w:r>
+      <w:proofErr w:type="spellEnd"/>
+    </w:p>
+    <w:p>
+      <w:r>
+        <w:t xml:space="preserve">git </w:t>
+      </w:r>
+      <w:proofErr w:type="spellStart"/>
+      <w:r>
+        <w:t>add</w:t>
+      </w:r>
+      <w:proofErr w:type="spellEnd"/>
+      <w:r>
+        <w:t xml:space="preserve"> .</w:t>
+      </w:r>
+    </w:p>
+    <w:p>
+      <w:r>
+        <w:t xml:space="preserve">git </w:t>
+      </w:r>
+      <w:proofErr w:type="spellStart"/>
+      <w:r>
+        <w:t>commit</w:t>
+      </w:r>
+      <w:proofErr w:type="spellEnd"/>
+      <w:r>
+        <w:t xml:space="preserve"> -m "</w:t>
+      </w:r>
+      <w:proofErr w:type="spellStart"/>
+      <w:r>
+        <w:t>Initial</w:t>
+      </w:r>
+      <w:proofErr w:type="spellEnd"/>
+      <w:r>
+        <w:t xml:space="preserve"> site"</w:t>
+      </w:r>
+    </w:p>
+    <w:p>
+      <w:r>
+        <w:t xml:space="preserve">git </w:t>
+      </w:r>
+      <w:proofErr w:type="spellStart"/>
+      <w:r>
+        <w:t>branch</w:t>
+      </w:r>
+      <w:proofErr w:type="spellEnd"/>
+      <w:r>
+        <w:t xml:space="preserve"> -M </w:t>
+      </w:r>
+      <w:proofErr w:type="spellStart"/>
+      <w:r>
+        <w:t>main</w:t>
+      </w:r>
+      <w:proofErr w:type="spellEnd"/>
+    </w:p>
+    <w:p>
+      <w:r>
+        <w:t xml:space="preserve">git remote </w:t>
+      </w:r>
+      <w:proofErr w:type="spellStart"/>
+      <w:r>
+        <w:t>add</w:t>
+      </w:r>
+      <w:proofErr w:type="spellEnd"/>
       <w:r>
         <w:t xml:space="preserve"> </w:t>
       </w:r>
-      <w:r>
-        <w:t>push</w:t>
-      </w:r>
-    </w:p>
-    <w:p/>
-    <w:p>
-      <w:r>
-        <w:t>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</w:t>
-      </w:r>
-    </w:p>
-    <w:p>
-      <w:pPr>
-        <w:rPr>
-          <w:lang w:val="ru-RU"/>
-        </w:rPr>
-      </w:pPr>
-      <w:r>
-        <w:rPr>
-          <w:lang w:val="ru-RU"/>
-        </w:rPr>
-        <w:t>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</w:t>
-      </w:r>
+      <w:proofErr w:type="spellStart"/>
+      <w:r>
+        <w:t>origin</w:t>
+      </w:r>
+      <w:proofErr w:type="spellEnd"/>
+      <w:r>
+        <w:t xml:space="preserve"> https://github.com/SergMichailov/</w:t>
+      </w:r>
+      <w:r>
+        <w:rPr>
+          <w:color w:val="FF0000"/>
+        </w:rPr>
+        <w:t>QRRR</w:t>
+      </w:r>
+      <w:r>
+        <w:t>.git</w:t>
+      </w:r>
+    </w:p>
+    <w:p>
+      <w:pPr>
+        <w:rPr>
+          <w:lang w:val="ru-RU"/>
+        </w:rPr>
+      </w:pPr>
+      <w:r>
+        <w:t xml:space="preserve">git push -u </w:t>
+      </w:r>
+      <w:proofErr w:type="spellStart"/>
+      <w:r>
+        <w:t>origin</w:t>
+      </w:r>
+      <w:proofErr w:type="spellEnd"/>
+      <w:r>
+        <w:t xml:space="preserve"> </w:t>
+      </w:r>
+      <w:proofErr w:type="spellStart"/>
+      <w:r>
+        <w:t>main</w:t>
+      </w:r>
+      <w:proofErr w:type="spellEnd"/>
     </w:p>
     <w:sectPr>
       <w:pgSz w:w="11906" w:h="16838"/>
